--- a/public/docs/Giftisan_Artisan_Partnership_Agreement_2026_v2_EN.docx
+++ b/public/docs/Giftisan_Artisan_Partnership_Agreement_2026_v2_EN.docx
@@ -213,7 +213,7 @@
                 <w:color w:val="000000"/>
                 <w:sz w:val="18"/>
               </w:rPr>
-              <w:t>0% Founding Commission</w:t>
+              <w:t>Graduated Commission (0% – 8% – 10%)</w:t>
             </w:r>
           </w:p>
         </w:tc>
@@ -247,7 +247,7 @@
                 <w:color w:val="000000"/>
                 <w:sz w:val="18"/>
               </w:rPr>
-              <w:t>No platform sales deduction throughout 2026.</w:t>
+              <w:t>0% first 6 mos, 8% second 6 mos, 10% third 6 mos+.</w:t>
             </w:r>
           </w:p>
         </w:tc>
@@ -281,7 +281,7 @@
                 <w:color w:val="000000"/>
                 <w:sz w:val="18"/>
               </w:rPr>
-              <w:t>Artisans keep 100% of net retail earnings during the founding programme.</w:t>
+              <w:t>Platform commission scales predictably with transparent deductions and zero hidden fees.</w:t>
             </w:r>
           </w:p>
         </w:tc>
@@ -734,7 +734,7 @@
           <w:color w:val="000000"/>
           <w:sz w:val="30"/>
         </w:rPr>
-        <w:t>Section 5: Pricing, 0% Founding Commission &amp; Escrow Payouts</w:t>
+        <w:t>Section 5: Pricing, Graduated Platform Commission &amp; Escrow Payouts</w:t>
       </w:r>
     </w:p>
     <w:p>
@@ -748,7 +748,7 @@
           <w:color w:val="000000"/>
           <w:sz w:val="22"/>
         </w:rPr>
-        <w:t>Artisans set their own retail prices. Founding Artisans receive the commission rate shown in their dashboard, currently 0% for the 2026 founding programme. Each sale, fee, refund, reserve, and payout appears in an itemized balance ledger. Net earnings are released to the artisan's withdrawable balance 7 business days after confirmed delivery, subject to the stated holding, refund, and fraud-review rules. Giftisan will give advance notice of material fee or payout-rule changes; they apply only from the stated effective date.</w:t>
+        <w:t>Artisans set their own retail prices. Platform commission follows a transparent graduated tier based on shop account age: 0% platform commission during the first 6 months (months 1–6), 8% platform commission during the second 6 months (months 7–12), and 10% platform commission for the third 6 months and onward (month 13+) of each artisan's product sales. Each sale, fee, refund, reserve, and payout appears in an itemized balance ledger. Net earnings are released to the artisan's withdrawable balance 7 business days after confirmed delivery, subject to the stated holding, refund, and fraud-review rules. Giftisan will give advance notice of material fee or payout-rule changes; they apply only from the stated effective date.</w:t>
       </w:r>
     </w:p>
     <w:p>
